--- a/DCG_format/DanielGutierrezCV_DCG.docx
+++ b/DCG_format/DanielGutierrezCV_DCG.docx
@@ -741,25 +741,7 @@
                     <w:szCs w:val="20"/>
                     <w:lang w:val="en-US"/>
                   </w:rPr>
-                  <w:t xml:space="preserve">Developed a PoC for an AWS partner hackathon (3rd place): an AI agent for commerce built with AWS </w:t>
-                </w:r>
-                <w:proofErr w:type="spellStart"/>
-                <w:r>
-                  <w:rPr>
-                    <w:rFonts w:ascii="Verdana" w:hAnsi="Verdana"/>
-                    <w:szCs w:val="20"/>
-                    <w:lang w:val="en-US"/>
-                  </w:rPr>
-                  <w:t>AgentCore</w:t>
-                </w:r>
-                <w:proofErr w:type="spellEnd"/>
-                <w:r>
-                  <w:rPr>
-                    <w:rFonts w:ascii="Verdana" w:hAnsi="Verdana"/>
-                    <w:szCs w:val="20"/>
-                    <w:lang w:val="en-US"/>
-                  </w:rPr>
-                  <w:t xml:space="preserve"> and Strands that matches shopping lists to store catalog products and leverages a recommendation engine to propose complementary items.</w:t>
+                  <w:t>Developed a PoC for an AWS partner hackathon: an AI agent for commerce built with AWS AgentCore and Strands that matches shopping lists to store catalog products and leverages a recommendation engine to propose complementary items.</w:t>
                 </w:r>
               </w:p>
               <w:p>
@@ -825,8 +807,16 @@
                     <w:szCs w:val="20"/>
                     <w:lang w:val="en-US"/>
                   </w:rPr>
+                  <w:t xml:space="preserve">Built a machine learning land valuation model based on relevant appraisals and features, </w:t>
+                </w:r>
+                <w:r>
+                  <w:rPr>
+                    <w:rFonts w:ascii="Verdana" w:hAnsi="Verdana"/>
+                    <w:szCs w:val="20"/>
+                    <w:lang w:val="en-US"/>
+                  </w:rPr>
                   <w:lastRenderedPageBreak/>
-                  <w:t>Built a machine learning land valuation model based on relevant appraisals and features, then created an optimal land-use allocation strategy using an optimization algorithm.</w:t>
+                  <w:t>then created an optimal land-use allocation strategy using an optimization algorithm.</w:t>
                 </w:r>
               </w:p>
               <w:p>
@@ -946,7 +936,23 @@
                     <w:szCs w:val="20"/>
                     <w:lang w:val="en-US"/>
                   </w:rPr>
-                  <w:t>AWS Solutions Architect Associate (2026)</w:t>
+                  <w:t xml:space="preserve">AWS </w:t>
+                </w:r>
+                <w:r>
+                  <w:rPr>
+                    <w:rFonts w:ascii="Verdana" w:hAnsi="Verdana"/>
+                    <w:szCs w:val="20"/>
+                    <w:lang w:val="en-US"/>
+                  </w:rPr>
+                  <w:t>Machine Learning Engineer Associate</w:t>
+                </w:r>
+                <w:r>
+                  <w:rPr>
+                    <w:rFonts w:ascii="Verdana" w:hAnsi="Verdana"/>
+                    <w:szCs w:val="20"/>
+                    <w:lang w:val="en-US"/>
+                  </w:rPr>
+                  <w:t xml:space="preserve"> (2026)</w:t>
                 </w:r>
               </w:p>
             </w:sdtContent>
@@ -1016,43 +1022,7 @@
                     <w:szCs w:val="20"/>
                     <w:lang w:val="en-US"/>
                   </w:rPr>
-                  <w:t>Python (</w:t>
-                </w:r>
-                <w:proofErr w:type="spellStart"/>
-                <w:r>
-                  <w:rPr>
-                    <w:rFonts w:ascii="Verdana" w:hAnsi="Verdana"/>
-                    <w:szCs w:val="20"/>
-                    <w:lang w:val="en-US"/>
-                  </w:rPr>
-                  <w:t>numpy</w:t>
-                </w:r>
-                <w:proofErr w:type="spellEnd"/>
-                <w:r>
-                  <w:rPr>
-                    <w:rFonts w:ascii="Verdana" w:hAnsi="Verdana"/>
-                    <w:szCs w:val="20"/>
-                    <w:lang w:val="en-US"/>
-                  </w:rPr>
-                  <w:t xml:space="preserve">, pandas, scikit-learn, </w:t>
-                </w:r>
-                <w:proofErr w:type="spellStart"/>
-                <w:r>
-                  <w:rPr>
-                    <w:rFonts w:ascii="Verdana" w:hAnsi="Verdana"/>
-                    <w:szCs w:val="20"/>
-                    <w:lang w:val="en-US"/>
-                  </w:rPr>
-                  <w:t>pytorch</w:t>
-                </w:r>
-                <w:proofErr w:type="spellEnd"/>
-                <w:r>
-                  <w:rPr>
-                    <w:rFonts w:ascii="Verdana" w:hAnsi="Verdana"/>
-                    <w:szCs w:val="20"/>
-                    <w:lang w:val="en-US"/>
-                  </w:rPr>
-                  <w:t>), Claude Code (MCPs, Skills, context engineering), Git, AWS, SQL, R, Excel | Strategic thinking, quantitative analysis, executive communication, leadership</w:t>
+                  <w:t>Python (numpy, pandas, scikit-learn, pytorch), Claude Code (MCPs, Skills, context engineering), Git, AWS, SQL, R, Excel | Strategic thinking, quantitative analysis, executive communication, leadership</w:t>
                 </w:r>
                 <w:r>
                   <w:rPr>
@@ -1711,6 +1681,7 @@
     <w:lsdException w:name="HTML Sample" w:semiHidden="1" w:unhideWhenUsed="1"/>
     <w:lsdException w:name="HTML Typewriter" w:semiHidden="1" w:unhideWhenUsed="1"/>
     <w:lsdException w:name="HTML Variable" w:semiHidden="1" w:unhideWhenUsed="1"/>
+    <w:lsdException w:name="Normal Table" w:semiHidden="1" w:unhideWhenUsed="1"/>
     <w:lsdException w:name="annotation subject" w:semiHidden="1" w:unhideWhenUsed="1"/>
     <w:lsdException w:name="No List" w:semiHidden="1" w:unhideWhenUsed="1"/>
     <w:lsdException w:name="Outline List 1" w:semiHidden="1" w:unhideWhenUsed="1"/>
@@ -1753,8 +1724,11 @@
     <w:lsdException w:name="Table Contemporary" w:semiHidden="1" w:unhideWhenUsed="1"/>
     <w:lsdException w:name="Table Elegant" w:semiHidden="1" w:unhideWhenUsed="1"/>
     <w:lsdException w:name="Table Professional" w:semiHidden="1" w:unhideWhenUsed="1"/>
+    <w:lsdException w:name="Table Subtle 1" w:semiHidden="1" w:unhideWhenUsed="1"/>
     <w:lsdException w:name="Table Subtle 2" w:semiHidden="1" w:unhideWhenUsed="1"/>
     <w:lsdException w:name="Table Web 1" w:semiHidden="1" w:unhideWhenUsed="1"/>
+    <w:lsdException w:name="Table Web 2" w:semiHidden="1" w:unhideWhenUsed="1"/>
+    <w:lsdException w:name="Table Web 3" w:semiHidden="1" w:unhideWhenUsed="1"/>
     <w:lsdException w:name="Balloon Text" w:semiHidden="1" w:unhideWhenUsed="1"/>
     <w:lsdException w:name="Table Grid" w:uiPriority="0"/>
     <w:lsdException w:name="Table Theme" w:semiHidden="1" w:unhideWhenUsed="1"/>
